--- a/writing/Chapter 3 - 3.8 Economic Analysis/WRITING_GUIDE.docx
+++ b/writing/Chapter 3 - 3.8 Economic Analysis/WRITING_GUIDE.docx
@@ -190,6 +190,37 @@
                 <w:sz w:val="16"/>
               </w:rPr>
               <w:t>Cost vs accuracy of detector sizes</w:t>
+            </w:r>
+          </w:p>
+        </w:tc>
+      </w:tr>
+      <w:tr>
+        <w:tc>
+          <w:tcPr>
+            <w:tcW w:type="dxa" w:w="4968"/>
+          </w:tcPr>
+          <w:p>
+            <w:r/>
+            <w:r>
+              <w:rPr>
+                <w:rFonts w:ascii="Consolas" w:hAnsi="Consolas"/>
+                <w:sz w:val="16"/>
+              </w:rPr>
+              <w:t>tables/detector_sensitivity_robertalarge.csv</w:t>
+            </w:r>
+          </w:p>
+        </w:tc>
+        <w:tc>
+          <w:tcPr>
+            <w:tcW w:type="dxa" w:w="4968"/>
+          </w:tcPr>
+          <w:p>
+            <w:r/>
+            <w:r>
+              <w:rPr>
+                <w:sz w:val="16"/>
+              </w:rPr>
+              <w:t>The benefit side: what the larger detector changed in the final system (nothing significant)</w:t>
             </w:r>
           </w:p>
         </w:tc>
@@ -1452,7 +1483,7 @@
         <w:t>Detector size.</w:t>
       </w:r>
       <w:r>
-        <w:t xml:space="preserve"> RoBERTa-large improves top-1 accuracy by 2.9 percentage points (53.0% vs 50.1%) and top-5 by 2.2 points, both statistically significant, but it needs 2.8 times as many parameters and 7.4 times the training time (Table 3.x). Our error-propagation and controlled-swap analyses (Chapter 5) show that detector accuracy gains do not carry through to response quality. The benefit does not justify the cost, so RoBERTa-base was kept.</w:t>
+        <w:t xml:space="preserve"> RoBERTa-large improves top-1 accuracy by 2.9 percentage points (53.0% vs 50.1%) and top-5 by 2.2 points, both statistically significant, but it needs 2.8 times as many parameters and 7.4 times the training time (Table 3.x). We measured the benefit directly by running the final system with RoBERTa-large (Table 3.x). Rule adherence (60.0% vs 54.7%), WASSA empathy (5.05 vs 5.01) and emotion validation (36.7% vs 38.0%) showed no significant change. The extra cost buys no measurable improvement in replies, so RoBERTa-base was kept.</w:t>
       </w:r>
     </w:p>
     <w:p>

--- a/writing/Chapter 3 - 3.8 Economic Analysis/WRITING_GUIDE.docx
+++ b/writing/Chapter 3 - 3.8 Economic Analysis/WRITING_GUIDE.docx
@@ -1358,7 +1358,7 @@
               <w:rPr>
                 <w:sz w:val="16"/>
               </w:rPr>
-              <w:t>AI judging (3 judges)</w:t>
+              <w:t>AI judging (Nemotron, gpt-oss; Mistral for 5 systems)</w:t>
             </w:r>
           </w:p>
         </w:tc>

--- a/writing/Chapter 3 - 3.8 Economic Analysis/WRITING_GUIDE.docx
+++ b/writing/Chapter 3 - 3.8 Economic Analysis/WRITING_GUIDE.docx
@@ -324,7 +324,7 @@
     </w:p>
     <w:p>
       <w:r>
-        <w:t xml:space="preserve">The project was designed to run on hardware the team already owned and on free-of-charge software, models and services (Table 3.x). All models are open-weight and all libraries are open source. The dataset is freely available for non-commercial research. The three AI judges were accessed through free API tiers, the demonstration interface targets the free Hugging Face Spaces CPU tier, and the human study uses Google Forms with volunteer participants. Direct monetary cost is therefore limited to electricity, internet access and the (pre-existing) GPU workstation: </w:t>
+        <w:t xml:space="preserve">The project was designed to run on hardware the team already owned and on free-of-charge software, models and services (Table 3.x). All models are open-weight and all libraries are open source. The dataset is freely available for non-commercial research. The two AI judges were accessed through free API tiers, the demonstration interface targets the free Hugging Face Spaces CPU tier, and the human study uses Google Forms with volunteer participants. Direct monetary cost is therefore limited to electricity, internet access and the (pre-existing) GPU workstation: </w:t>
       </w:r>
       <w:r>
         <w:rPr>
@@ -701,7 +701,7 @@
               <w:rPr>
                 <w:sz w:val="16"/>
               </w:rPr>
-              <w:t>OpenRouter free tier, Mistral free tier, Groq free tier</w:t>
+              <w:t>OpenRouter free tier, Groq free tier</w:t>
             </w:r>
           </w:p>
         </w:tc>
@@ -1358,7 +1358,7 @@
               <w:rPr>
                 <w:sz w:val="16"/>
               </w:rPr>
-              <w:t>AI judging (Nemotron, gpt-oss; Mistral for 5 systems)</w:t>
+              <w:t>AI judging (Nemotron, gpt-oss)</w:t>
             </w:r>
           </w:p>
         </w:tc>
